--- a/项目文档/数据库设计说明书.docx
+++ b/项目文档/数据库设计说明书.docx
@@ -611,7 +611,7 @@
                 <w:rFonts w:ascii="宋体" w:hAnsi="宋体" w:eastAsia="宋体"/>
                 <w:sz w:val="18"/>
               </w:rPr>
-              <w:t>2026-06-26</w:t>
+              <w:t>2026-06-24</w:t>
             </w:r>
           </w:p>
         </w:tc>
@@ -812,7 +812,7 @@
           <w:rFonts w:ascii="宋体" w:hAnsi="宋体" w:eastAsia="宋体"/>
           <w:sz w:val="20"/>
         </w:rPr>
-        <w:t>核心实体有这么几个：用户、数据源、采集任务、原始信息、清洗信息、趋势结果、报表和审计日志。基本就是数据从进来到出去的整条链路上要存的东西。</w:t>
+        <w:t>核心实体有这么几个：数据源、采集任务、原始信息、清洗信息、趋势结果、报表、审计日志，以及后续权限扩展预留的用户表。基本就是数据从进来到出去的整条链路上要存的东西。</w:t>
       </w:r>
     </w:p>
     <w:p>
@@ -851,7 +851,7 @@
           <w:rFonts w:ascii="宋体" w:hAnsi="宋体" w:eastAsia="宋体"/>
           <w:sz w:val="20"/>
         </w:rPr>
-        <w:t>我们把业务数据和管理数据分开。data_sources → collect_tasks → raw_items → clean_items 是数据生产主线，topic_trends 和 reports 是分析输出线，users 和 audit_logs 是权限审计线。三条线互不干扰。</w:t>
+        <w:t>我们把业务数据和管理数据分开。data_sources → collect_tasks → raw_items → clean_items 是数据生产主线，topic_trends 和 reports 是分析输出线，users 和 audit_logs 是管理审计和后续权限扩展线。三条线互不干扰。</w:t>
       </w:r>
     </w:p>
     <w:p>
@@ -950,7 +950,7 @@
                 <w:rFonts w:ascii="宋体" w:hAnsi="宋体" w:eastAsia="宋体"/>
                 <w:sz w:val="18"/>
               </w:rPr>
-              <w:t>用户账号表</w:t>
+              <w:t>用户账号预留表</w:t>
             </w:r>
           </w:p>
         </w:tc>
@@ -964,7 +964,7 @@
                 <w:rFonts w:ascii="宋体" w:hAnsi="宋体" w:eastAsia="宋体"/>
                 <w:sz w:val="18"/>
               </w:rPr>
-              <w:t>保存登录用户、角色、状态和创建时间</w:t>
+              <w:t>保存后续登录用户、角色、状态和创建时间</w:t>
             </w:r>
           </w:p>
         </w:tc>
@@ -1272,7 +1272,7 @@
                 <w:rFonts w:ascii="宋体" w:hAnsi="宋体" w:eastAsia="宋体"/>
                 <w:sz w:val="18"/>
               </w:rPr>
-              <w:t>保存用户关键操作、目标对象和发生时间</w:t>
+              <w:t>保存采集、配置、报表等关键操作、目标对象和发生时间</w:t>
             </w:r>
           </w:p>
         </w:tc>
@@ -4000,7 +4000,7 @@
           <w:rFonts w:ascii="宋体" w:hAnsi="宋体" w:eastAsia="宋体"/>
           <w:sz w:val="20"/>
         </w:rPr>
-        <w:t>审计日志采用追加写入方式，不允许普通业务流程修改历史日志。对报表文件路径、用户操作和导出时间进行记录，便于答辩时说明系统具备基本工程治理能力。</w:t>
+        <w:t>审计日志采用追加写入方式，不允许普通业务流程修改历史日志。对报表文件路径、采集任务和导出时间进行记录，便于答辩时说明系统具备基本工程治理能力。</w:t>
       </w:r>
     </w:p>
     <w:p>
@@ -4400,7 +4400,7 @@
                 <w:rFonts w:ascii="宋体" w:hAnsi="宋体" w:eastAsia="宋体"/>
                 <w:sz w:val="18"/>
               </w:rPr>
-              <w:t>执行配置修改后查询 audit_logs</w:t>
+              <w:t>执行采集或报表生成后查询 audit_logs</w:t>
             </w:r>
           </w:p>
         </w:tc>
@@ -4414,7 +4414,7 @@
                 <w:rFonts w:ascii="宋体" w:hAnsi="宋体" w:eastAsia="宋体"/>
                 <w:sz w:val="18"/>
               </w:rPr>
-              <w:t>存在用户、动作、目标和时间记录</w:t>
+              <w:t>存在动作、目标和时间记录</w:t>
             </w:r>
           </w:p>
         </w:tc>

--- a/项目文档/数据库设计说明书.docx
+++ b/项目文档/数据库设计说明书.docx
@@ -337,7 +337,7 @@
                 <w:rFonts w:ascii="宋体" w:hAnsi="宋体" w:eastAsia="宋体"/>
                 <w:sz w:val="20"/>
               </w:rPr>
-              <w:t>组长</w:t>
+              <w:t>罗元恒</w:t>
             </w:r>
           </w:p>
         </w:tc>
@@ -523,7 +523,7 @@
                 <w:rFonts w:ascii="宋体" w:hAnsi="宋体" w:eastAsia="宋体"/>
                 <w:sz w:val="18"/>
               </w:rPr>
-              <w:t>组长</w:t>
+              <w:t>罗元恒</w:t>
             </w:r>
           </w:p>
         </w:tc>
@@ -581,7 +581,7 @@
                 <w:rFonts w:ascii="宋体" w:hAnsi="宋体" w:eastAsia="宋体"/>
                 <w:sz w:val="18"/>
               </w:rPr>
-              <w:t>组长</w:t>
+              <w:t>罗元恒</w:t>
             </w:r>
           </w:p>
         </w:tc>
@@ -639,7 +639,7 @@
                 <w:rFonts w:ascii="宋体" w:hAnsi="宋体" w:eastAsia="宋体"/>
                 <w:sz w:val="18"/>
               </w:rPr>
-              <w:t>组长</w:t>
+              <w:t>罗元恒</w:t>
             </w:r>
           </w:p>
         </w:tc>

--- a/项目文档/数据库设计说明书.docx
+++ b/项目文档/数据库设计说明书.docx
@@ -2,6 +2,8 @@
 <file path=word/document.xml><?xml version="1.0" encoding="utf-8"?>
 <w:document xmlns:wpc="http://schemas.microsoft.com/office/word/2010/wordprocessingCanvas" xmlns:mo="http://schemas.microsoft.com/office/mac/office/2008/main" xmlns:mc="http://schemas.openxmlformats.org/markup-compatibility/2006" xmlns:mv="urn:schemas-microsoft-com:mac:vml" xmlns:o="urn:schemas-microsoft-com:office:office" xmlns:r="http://schemas.openxmlformats.org/officeDocument/2006/relationships" xmlns:m="http://schemas.openxmlformats.org/officeDocument/2006/math" xmlns:v="urn:schemas-microsoft-com:vml" xmlns:wp14="http://schemas.microsoft.com/office/word/2010/wordprocessingDrawing" xmlns:wp="http://schemas.openxmlformats.org/drawingml/2006/wordprocessingDrawing" xmlns:w10="urn:schemas-microsoft-com:office:word" xmlns:w="http://schemas.openxmlformats.org/wordprocessingml/2006/main" xmlns:w14="http://schemas.microsoft.com/office/word/2010/wordml" xmlns:wpg="http://schemas.microsoft.com/office/word/2010/wordprocessingGroup" xmlns:wpi="http://schemas.microsoft.com/office/word/2010/wordprocessingInk" xmlns:wne="http://schemas.microsoft.com/office/word/2006/wordml" xmlns:wps="http://schemas.microsoft.com/office/word/2010/wordprocessingShape" mc:Ignorable="w14 wp14">
   <w:body>
+    <w:p/>
+    <w:p/>
     <w:p/>
     <w:p/>
     <w:p/>
@@ -15,7 +17,20 @@
           <w:b/>
           <w:sz w:val="44"/>
         </w:rPr>
-        <w:t>信息收集整合系统</w:t>
+        <w:t>集思 · 信息收集整合系统</w:t>
+      </w:r>
+    </w:p>
+    <w:p>
+      <w:pPr>
+        <w:jc w:val="center"/>
+      </w:pPr>
+      <w:r>
+        <w:rPr>
+          <w:rFonts w:ascii="宋体" w:hAnsi="宋体" w:eastAsia="宋体"/>
+          <w:b w:val="0"/>
+          <w:sz w:val="28"/>
+        </w:rPr>
+        <w:t>Jisi InfoHub</w:t>
       </w:r>
     </w:p>
     <w:p>
@@ -31,348 +46,6 @@
         <w:t>数据库设计说明书</w:t>
       </w:r>
     </w:p>
-    <w:p/>
-    <w:tbl>
-      <w:tblPr>
-        <w:tblStyle w:val="TableGrid"/>
-        <w:tblW w:type="auto" w:w="0"/>
-        <w:tblLook w:firstColumn="1" w:firstRow="1" w:lastColumn="0" w:lastRow="0" w:noHBand="0" w:noVBand="1" w:val="04A0"/>
-      </w:tblPr>
-      <w:tblGrid>
-        <w:gridCol w:w="4646"/>
-        <w:gridCol w:w="4646"/>
-      </w:tblGrid>
-      <w:tr>
-        <w:tc>
-          <w:tcPr>
-            <w:tcW w:type="dxa" w:w="4646"/>
-          </w:tcPr>
-          <w:p>
-            <w:r>
-              <w:rPr>
-                <w:rFonts w:ascii="宋体" w:hAnsi="宋体" w:eastAsia="宋体"/>
-                <w:sz w:val="20"/>
-              </w:rPr>
-              <w:t>文档编号</w:t>
-            </w:r>
-          </w:p>
-        </w:tc>
-        <w:tc>
-          <w:tcPr>
-            <w:tcW w:type="dxa" w:w="4646"/>
-          </w:tcPr>
-          <w:p>
-            <w:r>
-              <w:rPr>
-                <w:rFonts w:ascii="宋体" w:hAnsi="宋体" w:eastAsia="宋体"/>
-                <w:sz w:val="20"/>
-              </w:rPr>
-              <w:t>DBD-001</w:t>
-            </w:r>
-          </w:p>
-        </w:tc>
-      </w:tr>
-      <w:tr>
-        <w:tc>
-          <w:tcPr>
-            <w:tcW w:type="dxa" w:w="4646"/>
-          </w:tcPr>
-          <w:p>
-            <w:r>
-              <w:rPr>
-                <w:rFonts w:ascii="宋体" w:hAnsi="宋体" w:eastAsia="宋体"/>
-                <w:sz w:val="20"/>
-              </w:rPr>
-              <w:t>执行标准</w:t>
-            </w:r>
-          </w:p>
-        </w:tc>
-        <w:tc>
-          <w:tcPr>
-            <w:tcW w:type="dxa" w:w="4646"/>
-          </w:tcPr>
-          <w:p>
-            <w:r>
-              <w:rPr>
-                <w:rFonts w:ascii="宋体" w:hAnsi="宋体" w:eastAsia="宋体"/>
-                <w:sz w:val="20"/>
-              </w:rPr>
-              <w:t>GB8567——88</w:t>
-            </w:r>
-          </w:p>
-        </w:tc>
-      </w:tr>
-      <w:tr>
-        <w:tc>
-          <w:tcPr>
-            <w:tcW w:type="dxa" w:w="4646"/>
-          </w:tcPr>
-          <w:p>
-            <w:r>
-              <w:rPr>
-                <w:rFonts w:ascii="宋体" w:hAnsi="宋体" w:eastAsia="宋体"/>
-                <w:sz w:val="20"/>
-              </w:rPr>
-              <w:t>版本</w:t>
-            </w:r>
-          </w:p>
-        </w:tc>
-        <w:tc>
-          <w:tcPr>
-            <w:tcW w:type="dxa" w:w="4646"/>
-          </w:tcPr>
-          <w:p>
-            <w:r>
-              <w:rPr>
-                <w:rFonts w:ascii="宋体" w:hAnsi="宋体" w:eastAsia="宋体"/>
-                <w:sz w:val="20"/>
-              </w:rPr>
-              <w:t>V1.0</w:t>
-            </w:r>
-          </w:p>
-        </w:tc>
-      </w:tr>
-      <w:tr>
-        <w:tc>
-          <w:tcPr>
-            <w:tcW w:type="dxa" w:w="4646"/>
-          </w:tcPr>
-          <w:p>
-            <w:r>
-              <w:rPr>
-                <w:rFonts w:ascii="宋体" w:hAnsi="宋体" w:eastAsia="宋体"/>
-                <w:sz w:val="20"/>
-              </w:rPr>
-              <w:t>密级</w:t>
-            </w:r>
-          </w:p>
-        </w:tc>
-        <w:tc>
-          <w:tcPr>
-            <w:tcW w:type="dxa" w:w="4646"/>
-          </w:tcPr>
-          <w:p>
-            <w:r>
-              <w:rPr>
-                <w:rFonts w:ascii="宋体" w:hAnsi="宋体" w:eastAsia="宋体"/>
-                <w:sz w:val="20"/>
-              </w:rPr>
-              <w:t>内部</w:t>
-            </w:r>
-          </w:p>
-        </w:tc>
-      </w:tr>
-      <w:tr>
-        <w:tc>
-          <w:tcPr>
-            <w:tcW w:type="dxa" w:w="4646"/>
-          </w:tcPr>
-          <w:p>
-            <w:r>
-              <w:rPr>
-                <w:rFonts w:ascii="宋体" w:hAnsi="宋体" w:eastAsia="宋体"/>
-                <w:sz w:val="20"/>
-              </w:rPr>
-              <w:t>学校</w:t>
-            </w:r>
-          </w:p>
-        </w:tc>
-        <w:tc>
-          <w:tcPr>
-            <w:tcW w:type="dxa" w:w="4646"/>
-          </w:tcPr>
-          <w:p>
-            <w:r>
-              <w:rPr>
-                <w:rFonts w:ascii="宋体" w:hAnsi="宋体" w:eastAsia="宋体"/>
-                <w:sz w:val="20"/>
-              </w:rPr>
-              <w:t>【待填写】</w:t>
-            </w:r>
-          </w:p>
-        </w:tc>
-      </w:tr>
-      <w:tr>
-        <w:tc>
-          <w:tcPr>
-            <w:tcW w:type="dxa" w:w="4646"/>
-          </w:tcPr>
-          <w:p>
-            <w:r>
-              <w:rPr>
-                <w:rFonts w:ascii="宋体" w:hAnsi="宋体" w:eastAsia="宋体"/>
-                <w:sz w:val="20"/>
-              </w:rPr>
-              <w:t>课程</w:t>
-            </w:r>
-          </w:p>
-        </w:tc>
-        <w:tc>
-          <w:tcPr>
-            <w:tcW w:type="dxa" w:w="4646"/>
-          </w:tcPr>
-          <w:p>
-            <w:r>
-              <w:rPr>
-                <w:rFonts w:ascii="宋体" w:hAnsi="宋体" w:eastAsia="宋体"/>
-                <w:sz w:val="20"/>
-              </w:rPr>
-              <w:t>【待填写】</w:t>
-            </w:r>
-          </w:p>
-        </w:tc>
-      </w:tr>
-      <w:tr>
-        <w:tc>
-          <w:tcPr>
-            <w:tcW w:type="dxa" w:w="4646"/>
-          </w:tcPr>
-          <w:p>
-            <w:r>
-              <w:rPr>
-                <w:rFonts w:ascii="宋体" w:hAnsi="宋体" w:eastAsia="宋体"/>
-                <w:sz w:val="20"/>
-              </w:rPr>
-              <w:t>班级</w:t>
-            </w:r>
-          </w:p>
-        </w:tc>
-        <w:tc>
-          <w:tcPr>
-            <w:tcW w:type="dxa" w:w="4646"/>
-          </w:tcPr>
-          <w:p>
-            <w:r>
-              <w:rPr>
-                <w:rFonts w:ascii="宋体" w:hAnsi="宋体" w:eastAsia="宋体"/>
-                <w:sz w:val="20"/>
-              </w:rPr>
-              <w:t>【待填写】</w:t>
-            </w:r>
-          </w:p>
-        </w:tc>
-      </w:tr>
-      <w:tr>
-        <w:tc>
-          <w:tcPr>
-            <w:tcW w:type="dxa" w:w="4646"/>
-          </w:tcPr>
-          <w:p>
-            <w:r>
-              <w:rPr>
-                <w:rFonts w:ascii="宋体" w:hAnsi="宋体" w:eastAsia="宋体"/>
-                <w:sz w:val="20"/>
-              </w:rPr>
-              <w:t>学号</w:t>
-            </w:r>
-          </w:p>
-        </w:tc>
-        <w:tc>
-          <w:tcPr>
-            <w:tcW w:type="dxa" w:w="4646"/>
-          </w:tcPr>
-          <w:p>
-            <w:r>
-              <w:rPr>
-                <w:rFonts w:ascii="宋体" w:hAnsi="宋体" w:eastAsia="宋体"/>
-                <w:sz w:val="20"/>
-              </w:rPr>
-              <w:t>【待填写】</w:t>
-            </w:r>
-          </w:p>
-        </w:tc>
-      </w:tr>
-      <w:tr>
-        <w:tc>
-          <w:tcPr>
-            <w:tcW w:type="dxa" w:w="4646"/>
-          </w:tcPr>
-          <w:p>
-            <w:r>
-              <w:rPr>
-                <w:rFonts w:ascii="宋体" w:hAnsi="宋体" w:eastAsia="宋体"/>
-                <w:sz w:val="20"/>
-              </w:rPr>
-              <w:t>指导老师</w:t>
-            </w:r>
-          </w:p>
-        </w:tc>
-        <w:tc>
-          <w:tcPr>
-            <w:tcW w:type="dxa" w:w="4646"/>
-          </w:tcPr>
-          <w:p>
-            <w:r>
-              <w:rPr>
-                <w:rFonts w:ascii="宋体" w:hAnsi="宋体" w:eastAsia="宋体"/>
-                <w:sz w:val="20"/>
-              </w:rPr>
-              <w:t>【待填写】</w:t>
-            </w:r>
-          </w:p>
-        </w:tc>
-      </w:tr>
-      <w:tr>
-        <w:tc>
-          <w:tcPr>
-            <w:tcW w:type="dxa" w:w="4646"/>
-          </w:tcPr>
-          <w:p>
-            <w:r>
-              <w:rPr>
-                <w:rFonts w:ascii="宋体" w:hAnsi="宋体" w:eastAsia="宋体"/>
-                <w:sz w:val="20"/>
-              </w:rPr>
-              <w:t>编写人</w:t>
-            </w:r>
-          </w:p>
-        </w:tc>
-        <w:tc>
-          <w:tcPr>
-            <w:tcW w:type="dxa" w:w="4646"/>
-          </w:tcPr>
-          <w:p>
-            <w:r>
-              <w:rPr>
-                <w:rFonts w:ascii="宋体" w:hAnsi="宋体" w:eastAsia="宋体"/>
-                <w:sz w:val="20"/>
-              </w:rPr>
-              <w:t>罗元恒</w:t>
-            </w:r>
-          </w:p>
-        </w:tc>
-      </w:tr>
-      <w:tr>
-        <w:tc>
-          <w:tcPr>
-            <w:tcW w:type="dxa" w:w="4646"/>
-          </w:tcPr>
-          <w:p>
-            <w:r>
-              <w:rPr>
-                <w:rFonts w:ascii="宋体" w:hAnsi="宋体" w:eastAsia="宋体"/>
-                <w:sz w:val="20"/>
-              </w:rPr>
-              <w:t>编写日期</w:t>
-            </w:r>
-          </w:p>
-        </w:tc>
-        <w:tc>
-          <w:tcPr>
-            <w:tcW w:type="dxa" w:w="4646"/>
-          </w:tcPr>
-          <w:p>
-            <w:r>
-              <w:rPr>
-                <w:rFonts w:ascii="宋体" w:hAnsi="宋体" w:eastAsia="宋体"/>
-                <w:sz w:val="20"/>
-              </w:rPr>
-              <w:t>2026-06-13</w:t>
-            </w:r>
-          </w:p>
-        </w:tc>
-      </w:tr>
-    </w:tbl>
     <w:p>
       <w:pPr>
         <w:sectPr>
@@ -695,7 +368,7 @@
           <w:rFonts w:ascii="宋体" w:hAnsi="宋体" w:eastAsia="宋体"/>
           <w:sz w:val="20"/>
         </w:rPr>
-        <w:t>本文档定义信息收集整合系统的数据模型、主要实体、表结构、字段约束、索引策略、数据流转和备份恢复要求。</w:t>
+        <w:t>本文档定义集思 · 信息收集整合系统的数据模型、主要实体、表结构、字段约束、索引策略、数据流转和备份恢复要求。</w:t>
       </w:r>
     </w:p>
     <w:p>
